--- a/05_改修資料/KSM_WEB_001_テストレポート_モノレポ動作テスト_ja_vi.docx
+++ b/05_改修資料/KSM_WEB_001_テストレポート_モノレポ動作テスト_ja_vi.docx
@@ -15287,19 +15287,31 @@
   <w:p>
     <w:pPr>
       <w:pBdr>
-        <w:bottom w:val="single" w:sz="2" w:space="0" w:color="E8A0A4"/>
+        <w:bottom w:val="single" w:sz="8" w:space="4" w:color="C8102E"/>
       </w:pBdr>
-      <w:spacing w:after="80"/>
-      <w:jc w:val="right"/>
+      <w:tabs>
+        <w:tab w:val="right" w:pos="8504"/>
+      </w:tabs>
+      <w:spacing w:after="100"/>
     </w:pPr>
     <w:r>
       <w:rPr>
-        <w:rFonts w:eastAsia="Arial"/>
-        <w:color w:val="666666"/>
-        <w:sz w:val="14"/>
-        <w:szCs w:val="14"/>
+        <w:rFonts w:ascii="BIZ UDPゴシック" w:eastAsia="BIZ UDPゴシック" w:hAnsi="BIZ UDPゴシック" w:cs="BIZ UDPゴシック"/>
+        <w:b/>
+        <w:color w:val="C8102E"/>
+        <w:sz w:val="26"/>
+        <w:szCs w:val="26"/>
       </w:rPr>
-      <w:t>KASUMI-POS  動作テスト・問題点レポート  v1.0</w:t>
+      <w:t>カスミPOS  動作テスト・問題点レポート</w:t>
+    </w:r>
+    <w:r>
+      <w:rPr>
+        <w:rFonts w:ascii="BIZ UDPゴシック" w:eastAsia="BIZ UDPゴシック" w:hAnsi="BIZ UDPゴシック" w:cs="BIZ UDPゴシック"/>
+        <w:color w:val="888888"/>
+        <w:sz w:val="18"/>
+        <w:szCs w:val="18"/>
+      </w:rPr>
+      <w:t xml:space="preserve">	2026/03/07  KASUMI-POS-TEST-2026-001</w:t>
     </w:r>
   </w:p>
 </w:hdr>

--- a/05_改修資料/KSM_WEB_001_テストレポート_モノレポ動作テスト_ja_vi.docx
+++ b/05_改修資料/KSM_WEB_001_テストレポート_モノレポ動作テスト_ja_vi.docx
@@ -24,24 +24,8 @@
     </w:p>
     <w:p>
       <w:pPr>
-        <w:spacing w:before="0" w:after="80"/>
         <w:jc w:val="center"/>
-      </w:pPr>
-      <w:r>
-        <w:rPr>
-          <w:i/>
-          <w:iCs/>
-          <w:color w:val="C8102E"/>
-          <w:rFonts w:ascii="BIZ UDPゴシック" w:hAnsi="BIZ UDPゴシック" w:eastAsia="BIZ UDPゴシック" w:cs="BIZ UDPゴシック"/>
-          <w:sz w:val="40"/>
-          <w:szCs w:val="40"/>
-        </w:rPr>
-        <w:t xml:space="preserve">Tích hợp monorepo hệ thống KASUMI POS</w:t>
-      </w:r>
-    </w:p>
-    <w:p>
-      <w:pPr>
-        <w:jc w:val="center"/>
+        <w:spacing w:before="0"/>
       </w:pPr>
       <w:r>
         <w:rPr>
@@ -57,17 +41,34 @@
     </w:p>
     <w:p>
       <w:pPr>
-        <w:spacing w:before="0" w:after="80"/>
+        <w:spacing w:before="20" w:after="80"/>
         <w:jc w:val="center"/>
       </w:pPr>
       <w:r>
         <w:rPr>
           <w:i/>
           <w:iCs/>
-          <w:color w:val="C8102E"/>
+          <w:color w:val="888888"/>
           <w:rFonts w:ascii="BIZ UDPゴシック" w:hAnsi="BIZ UDPゴシック" w:eastAsia="BIZ UDPゴシック" w:cs="BIZ UDPゴシック"/>
-          <w:sz w:val="40"/>
-          <w:szCs w:val="40"/>
+          <w:sz w:val="18"/>
+          <w:szCs w:val="18"/>
+        </w:rPr>
+        <w:t xml:space="preserve">Tích hợp monorepo hệ thống KASUMI POS</w:t>
+      </w:r>
+    </w:p>
+    <w:p>
+      <w:pPr>
+        <w:spacing w:before="20" w:after="80"/>
+        <w:jc w:val="center"/>
+      </w:pPr>
+      <w:r>
+        <w:rPr>
+          <w:i/>
+          <w:iCs/>
+          <w:color w:val="888888"/>
+          <w:rFonts w:ascii="BIZ UDPゴシック" w:hAnsi="BIZ UDPゴシック" w:eastAsia="BIZ UDPゴシック" w:cs="BIZ UDPゴシック"/>
+          <w:sz w:val="18"/>
+          <w:szCs w:val="18"/>
         </w:rPr>
         <w:t xml:space="preserve">Báo cáo kiểm thử hoạt động và vấn đề phát hiện</w:t>
       </w:r>
@@ -158,8 +159,8 @@
                 <w:iCs/>
                 <w:color w:val="666666"/>
                 <w:rFonts w:ascii="BIZ UDPゴシック" w:hAnsi="BIZ UDPゴシック" w:eastAsia="BIZ UDPゴシック" w:cs="BIZ UDPゴシック"/>
-                <w:sz w:val="32"/>
-                <w:szCs w:val="32"/>
+                <w:sz w:val="16"/>
+                <w:szCs w:val="16"/>
               </w:rPr>
               <w:t xml:space="preserve">Số tài liệu</w:t>
             </w:r>
@@ -234,7 +235,7 @@
                 <w:sz w:val="18"/>
                 <w:szCs w:val="18"/>
               </w:rPr>
-              <w:t>バージョン</w:t>
+              <w:t>作成日</w:t>
             </w:r>
           </w:p>
           <w:p>
@@ -247,10 +248,10 @@
                 <w:iCs/>
                 <w:color w:val="666666"/>
                 <w:rFonts w:ascii="BIZ UDPゴシック" w:hAnsi="BIZ UDPゴシック" w:eastAsia="BIZ UDPゴシック" w:cs="BIZ UDPゴシック"/>
-                <w:sz w:val="32"/>
-                <w:szCs w:val="32"/>
-              </w:rPr>
-              <w:t xml:space="preserve">Phiên bản</w:t>
+                <w:sz w:val="16"/>
+                <w:szCs w:val="16"/>
+              </w:rPr>
+              <w:t xml:space="preserve">Ngày tạo</w:t>
             </w:r>
           </w:p>
         </w:tc>
@@ -278,7 +279,7 @@
                 <w:sz w:val="18"/>
                 <w:szCs w:val="18"/>
               </w:rPr>
-              <w:t>1.0.0</w:t>
+              <w:t>2026年3月7日</w:t>
             </w:r>
           </w:p>
         </w:tc>
@@ -320,7 +321,7 @@
                 <w:sz w:val="18"/>
                 <w:szCs w:val="18"/>
               </w:rPr>
-              <w:t>作成日</w:t>
+              <w:t>作成者</w:t>
             </w:r>
           </w:p>
           <w:p>
@@ -333,10 +334,10 @@
                 <w:iCs/>
                 <w:color w:val="666666"/>
                 <w:rFonts w:ascii="BIZ UDPゴシック" w:hAnsi="BIZ UDPゴシック" w:eastAsia="BIZ UDPゴシック" w:cs="BIZ UDPゴシック"/>
-                <w:sz w:val="32"/>
-                <w:szCs w:val="32"/>
-              </w:rPr>
-              <w:t xml:space="preserve">Ngày tạo</w:t>
+                <w:sz w:val="16"/>
+                <w:szCs w:val="16"/>
+              </w:rPr>
+              <w:t xml:space="preserve">Người tạo</w:t>
             </w:r>
           </w:p>
         </w:tc>
@@ -364,7 +365,7 @@
                 <w:sz w:val="18"/>
                 <w:szCs w:val="18"/>
               </w:rPr>
-              <w:t>2026年3月7日</w:t>
+              <w:t>ルビナソフトウエアジャパン株式会社</w:t>
             </w:r>
           </w:p>
         </w:tc>
@@ -406,7 +407,7 @@
                 <w:sz w:val="18"/>
                 <w:szCs w:val="18"/>
               </w:rPr>
-              <w:t>作成者</w:t>
+              <w:t>機密区分</w:t>
             </w:r>
           </w:p>
           <w:p>
@@ -419,94 +420,8 @@
                 <w:iCs/>
                 <w:color w:val="666666"/>
                 <w:rFonts w:ascii="BIZ UDPゴシック" w:hAnsi="BIZ UDPゴシック" w:eastAsia="BIZ UDPゴシック" w:cs="BIZ UDPゴシック"/>
-                <w:sz w:val="32"/>
-                <w:szCs w:val="32"/>
-              </w:rPr>
-              <w:t xml:space="preserve">Người tạo</w:t>
-            </w:r>
-          </w:p>
-        </w:tc>
-        <w:tc>
-          <w:tcPr>
-            <w:tcW w:w="0" w:type="auto"/>
-            <w:tcBorders>
-              <w:top w:val="single" w:sz="1" w:space="0" w:color="CCCCCC"/>
-              <w:left w:val="single" w:sz="1" w:space="0" w:color="CCCCCC"/>
-              <w:bottom w:val="single" w:sz="1" w:space="0" w:color="CCCCCC"/>
-              <w:right w:val="single" w:sz="1" w:space="0" w:color="CCCCCC"/>
-            </w:tcBorders>
-            <w:shd w:val="clear" w:color="auto" w:fill="FFFFFF"/>
-            <w:tcMar>
-              <w:top w:w="80" w:type="dxa"/>
-              <w:left w:w="120" w:type="dxa"/>
-              <w:bottom w:w="80" w:type="dxa"/>
-              <w:right w:w="120" w:type="dxa"/>
-            </w:tcMar>
-          </w:tcPr>
-          <w:p>
-            <w:r>
-              <w:rPr>
-                <w:rFonts w:eastAsia="Arial"/>
-                <w:sz w:val="18"/>
-                <w:szCs w:val="18"/>
-              </w:rPr>
-              <w:t>ルビナソフトウエアジャパン株式会社</w:t>
-            </w:r>
-          </w:p>
-        </w:tc>
-      </w:tr>
-      <w:tr>
-        <w:tblPrEx>
-          <w:tblCellMar>
-            <w:top w:w="0" w:type="dxa"/>
-            <w:bottom w:w="0" w:type="dxa"/>
-          </w:tblCellMar>
-        </w:tblPrEx>
-        <w:trPr>
-          <w:jc w:val="center"/>
-        </w:trPr>
-        <w:tc>
-          <w:tcPr>
-            <w:tcW w:w="0" w:type="auto"/>
-            <w:tcBorders>
-              <w:top w:val="single" w:sz="1" w:space="0" w:color="CCCCCC"/>
-              <w:left w:val="single" w:sz="1" w:space="0" w:color="CCCCCC"/>
-              <w:bottom w:val="single" w:sz="1" w:space="0" w:color="CCCCCC"/>
-              <w:right w:val="single" w:sz="1" w:space="0" w:color="CCCCCC"/>
-            </w:tcBorders>
-            <w:shd w:val="clear" w:color="auto" w:fill="F5F5F5"/>
-            <w:tcMar>
-              <w:top w:w="80" w:type="dxa"/>
-              <w:left w:w="120" w:type="dxa"/>
-              <w:bottom w:w="80" w:type="dxa"/>
-              <w:right w:w="120" w:type="dxa"/>
-            </w:tcMar>
-          </w:tcPr>
-          <w:p>
-            <w:r>
-              <w:rPr>
-                <w:rFonts w:eastAsia="Arial"/>
-                <w:b/>
-                <w:bCs/>
-                <w:color w:val="333333"/>
-                <w:sz w:val="18"/>
-                <w:szCs w:val="18"/>
-              </w:rPr>
-              <w:t>機密区分</w:t>
-            </w:r>
-          </w:p>
-          <w:p>
-            <w:pPr>
-              <w:spacing w:before="0" w:after="0"/>
-            </w:pPr>
-            <w:r>
-              <w:rPr>
-                <w:i/>
-                <w:iCs/>
-                <w:color w:val="666666"/>
-                <w:rFonts w:ascii="BIZ UDPゴシック" w:hAnsi="BIZ UDPゴシック" w:eastAsia="BIZ UDPゴシック" w:cs="BIZ UDPゴシック"/>
-                <w:sz w:val="32"/>
-                <w:szCs w:val="32"/>
+                <w:sz w:val="16"/>
+                <w:szCs w:val="16"/>
               </w:rPr>
               <w:t xml:space="preserve">Phân loại bảo mật</w:t>
             </w:r>
